--- a/APLOS/POPResources/Templates/ServicePurchaseOrder202034.docx
+++ b/APLOS/POPResources/Templates/ServicePurchaseOrder202034.docx
@@ -1,6 +1,6 @@
 
 <file path=word/document.xml><?xml version="1.0" encoding="utf-8"?>
-<w:document xmlns:wpc="http://schemas.microsoft.com/office/word/2010/wordprocessingCanvas" xmlns:mc="http://schemas.openxmlformats.org/markup-compatibility/2006" xmlns:o="urn:schemas-microsoft-com:office:office" xmlns:r="http://schemas.openxmlformats.org/officeDocument/2006/relationships" xmlns:m="http://schemas.openxmlformats.org/officeDocument/2006/math" xmlns:v="urn:schemas-microsoft-com:vml" xmlns:wp14="http://schemas.microsoft.com/office/word/2010/wordprocessingDrawing" xmlns:wp="http://schemas.openxmlformats.org/drawingml/2006/wordprocessingDrawing" xmlns:w10="urn:schemas-microsoft-com:office:word" xmlns:w="http://schemas.openxmlformats.org/wordprocessingml/2006/main" xmlns:w14="http://schemas.microsoft.com/office/word/2010/wordml" xmlns:w15="http://schemas.microsoft.com/office/word/2012/wordml" xmlns:wpg="http://schemas.microsoft.com/office/word/2010/wordprocessingGroup" xmlns:wpi="http://schemas.microsoft.com/office/word/2010/wordprocessingInk" xmlns:wne="http://schemas.microsoft.com/office/word/2006/wordml" xmlns:wps="http://schemas.microsoft.com/office/word/2010/wordprocessingShape" mc:Ignorable="w14 w15 wp14">
+<w:document xmlns:wpc="http://schemas.microsoft.com/office/word/2010/wordprocessingCanvas" xmlns:cx="http://schemas.microsoft.com/office/drawing/2014/chartex" xmlns:cx1="http://schemas.microsoft.com/office/drawing/2015/9/8/chartex" xmlns:cx2="http://schemas.microsoft.com/office/drawing/2015/10/21/chartex" xmlns:cx3="http://schemas.microsoft.com/office/drawing/2016/5/9/chartex" xmlns:cx4="http://schemas.microsoft.com/office/drawing/2016/5/10/chartex" xmlns:cx5="http://schemas.microsoft.com/office/drawing/2016/5/11/chartex" xmlns:cx6="http://schemas.microsoft.com/office/drawing/2016/5/12/chartex" xmlns:cx7="http://schemas.microsoft.com/office/drawing/2016/5/13/chartex" xmlns:cx8="http://schemas.microsoft.com/office/drawing/2016/5/14/chartex" xmlns:mc="http://schemas.openxmlformats.org/markup-compatibility/2006" xmlns:aink="http://schemas.microsoft.com/office/drawing/2016/ink" xmlns:am3d="http://schemas.microsoft.com/office/drawing/2017/model3d" xmlns:o="urn:schemas-microsoft-com:office:office" xmlns:r="http://schemas.openxmlformats.org/officeDocument/2006/relationships" xmlns:m="http://schemas.openxmlformats.org/officeDocument/2006/math" xmlns:v="urn:schemas-microsoft-com:vml" xmlns:wp14="http://schemas.microsoft.com/office/word/2010/wordprocessingDrawing" xmlns:wp="http://schemas.openxmlformats.org/drawingml/2006/wordprocessingDrawing" xmlns:w10="urn:schemas-microsoft-com:office:word" xmlns:w="http://schemas.openxmlformats.org/wordprocessingml/2006/main" xmlns:w14="http://schemas.microsoft.com/office/word/2010/wordml" xmlns:w15="http://schemas.microsoft.com/office/word/2012/wordml" xmlns:w16cex="http://schemas.microsoft.com/office/word/2018/wordml/cex" xmlns:w16cid="http://schemas.microsoft.com/office/word/2016/wordml/cid" xmlns:w16="http://schemas.microsoft.com/office/word/2018/wordml" xmlns:w16sdtdh="http://schemas.microsoft.com/office/word/2020/wordml/sdtdatahash" xmlns:w16se="http://schemas.microsoft.com/office/word/2015/wordml/symex" xmlns:wpg="http://schemas.microsoft.com/office/word/2010/wordprocessingGroup" xmlns:wpi="http://schemas.microsoft.com/office/word/2010/wordprocessingInk" xmlns:wne="http://schemas.microsoft.com/office/word/2006/wordml" xmlns:wps="http://schemas.microsoft.com/office/word/2010/wordprocessingShape" mc:Ignorable="w14 w15 w16se w16cid w16 w16cex w16sdtdh wp14">
   <w:body>
     <w:p>
       <w:pPr>
@@ -258,7 +258,7 @@
           </mc:Choice>
           <mc:Fallback>
             <w:pict>
-              <v:rect w14:anchorId="646498CD" id="Rectangle 8" o:spid="_x0000_s1026" style="position:absolute;margin-left:-21.95pt;margin-top:9.15pt;width:183.35pt;height:20.05pt;z-index:251687936;visibility:visible;mso-wrap-style:square;mso-height-percent:0;mso-wrap-distance-left:9pt;mso-wrap-distance-top:0;mso-wrap-distance-right:9pt;mso-wrap-distance-bottom:0;mso-position-horizontal:absolute;mso-position-horizontal-relative:text;mso-position-vertical:absolute;mso-position-vertical-relative:text;mso-height-percent:0;mso-height-relative:margin;v-text-anchor:middle" o:gfxdata="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" fillcolor="white [3201]" strokecolor="white [3212]" strokeweight="1pt">
+              <v:rect w14:anchorId="646498CD" id="Rectangle 8" o:spid="_x0000_s1026" style="position:absolute;margin-left:-21.95pt;margin-top:9.15pt;width:183.35pt;height:20.05pt;z-index:251687936;visibility:visible;mso-wrap-style:square;mso-height-percent:0;mso-wrap-distance-left:9pt;mso-wrap-distance-top:0;mso-wrap-distance-right:9pt;mso-wrap-distance-bottom:0;mso-position-horizontal:absolute;mso-position-horizontal-relative:text;mso-position-vertical:absolute;mso-position-vertical-relative:text;mso-height-percent:0;mso-height-relative:margin;v-text-anchor:middle" o:gfxdata="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" fillcolor="white [3201]" strokecolor="white [3212]" strokeweight="1pt">
                 <v:textbox>
                   <w:txbxContent>
                     <w:p>
@@ -388,9 +388,19 @@
                 <w:sz w:val="16"/>
                 <w:szCs w:val="16"/>
               </w:rPr>
-              <w:t>Vendor Name:{</w:t>
+              <w:t xml:space="preserve">Vendor </w:t>
+            </w:r>
+            <w:proofErr w:type="gramStart"/>
+            <w:r>
+              <w:rPr>
+                <w:rFonts w:ascii="Tahoma" w:hAnsi="Tahoma" w:cs="Tahoma"/>
+                <w:sz w:val="16"/>
+                <w:szCs w:val="16"/>
+              </w:rPr>
+              <w:t>Name:{</w:t>
             </w:r>
             <w:proofErr w:type="spellStart"/>
+            <w:proofErr w:type="gramEnd"/>
             <w:r>
               <w:rPr>
                 <w:rFonts w:ascii="Tahoma" w:hAnsi="Tahoma" w:cs="Tahoma"/>
@@ -427,9 +437,19 @@
                 <w:sz w:val="16"/>
                 <w:szCs w:val="16"/>
               </w:rPr>
-              <w:t>Currency Name:{</w:t>
+              <w:t xml:space="preserve">Currency </w:t>
+            </w:r>
+            <w:proofErr w:type="gramStart"/>
+            <w:r>
+              <w:rPr>
+                <w:rFonts w:ascii="Tahoma" w:hAnsi="Tahoma" w:cs="Tahoma"/>
+                <w:sz w:val="16"/>
+                <w:szCs w:val="16"/>
+              </w:rPr>
+              <w:t>Name:{</w:t>
             </w:r>
             <w:proofErr w:type="spellStart"/>
+            <w:proofErr w:type="gramEnd"/>
             <w:r>
               <w:rPr>
                 <w:rFonts w:ascii="Tahoma" w:hAnsi="Tahoma" w:cs="Tahoma"/>
@@ -492,6 +512,7 @@
               </w:rPr>
             </w:pPr>
             <w:proofErr w:type="spellStart"/>
+            <w:proofErr w:type="gramStart"/>
             <w:r>
               <w:rPr>
                 <w:rFonts w:ascii="Tahoma" w:hAnsi="Tahoma" w:cs="Tahoma"/>
@@ -508,6 +529,7 @@
               <w:t>:{</w:t>
             </w:r>
             <w:proofErr w:type="spellStart"/>
+            <w:proofErr w:type="gramEnd"/>
             <w:r>
               <w:rPr>
                 <w:rFonts w:ascii="Tahoma" w:hAnsi="Tahoma" w:cs="Tahoma"/>
@@ -536,9 +558,18 @@
                 <w:rFonts w:ascii="Tahoma" w:hAnsi="Tahoma" w:cs="Tahoma"/>
                 <w:sz w:val="16"/>
               </w:rPr>
-              <w:t>Payment Term:{</w:t>
+              <w:t xml:space="preserve">Payment </w:t>
+            </w:r>
+            <w:proofErr w:type="gramStart"/>
+            <w:r>
+              <w:rPr>
+                <w:rFonts w:ascii="Tahoma" w:hAnsi="Tahoma" w:cs="Tahoma"/>
+                <w:sz w:val="16"/>
+              </w:rPr>
+              <w:t>Term:{</w:t>
             </w:r>
             <w:proofErr w:type="spellStart"/>
+            <w:proofErr w:type="gramEnd"/>
             <w:r>
               <w:rPr>
                 <w:rFonts w:ascii="Tahoma" w:hAnsi="Tahoma" w:cs="Tahoma"/>
@@ -603,9 +634,18 @@
                 <w:rFonts w:ascii="Tahoma" w:hAnsi="Tahoma" w:cs="Tahoma"/>
                 <w:sz w:val="16"/>
               </w:rPr>
-              <w:t>Invoicing Party Name:{</w:t>
+              <w:t xml:space="preserve">Invoicing Party </w:t>
+            </w:r>
+            <w:proofErr w:type="gramStart"/>
+            <w:r>
+              <w:rPr>
+                <w:rFonts w:ascii="Tahoma" w:hAnsi="Tahoma" w:cs="Tahoma"/>
+                <w:sz w:val="16"/>
+              </w:rPr>
+              <w:t>Name:{</w:t>
             </w:r>
             <w:proofErr w:type="spellStart"/>
+            <w:proofErr w:type="gramEnd"/>
             <w:r>
               <w:rPr>
                 <w:rFonts w:ascii="Tahoma" w:hAnsi="Tahoma" w:cs="Tahoma"/>
@@ -649,9 +689,18 @@
                 <w:rFonts w:ascii="Tahoma" w:hAnsi="Tahoma" w:cs="Tahoma"/>
                 <w:sz w:val="16"/>
               </w:rPr>
-              <w:t xml:space="preserve"> Status:{</w:t>
+              <w:t xml:space="preserve"> </w:t>
+            </w:r>
+            <w:proofErr w:type="gramStart"/>
+            <w:r>
+              <w:rPr>
+                <w:rFonts w:ascii="Tahoma" w:hAnsi="Tahoma" w:cs="Tahoma"/>
+                <w:sz w:val="16"/>
+              </w:rPr>
+              <w:t>Status:{</w:t>
             </w:r>
             <w:proofErr w:type="spellStart"/>
+            <w:proofErr w:type="gramEnd"/>
             <w:r>
               <w:rPr>
                 <w:rFonts w:ascii="Tahoma" w:hAnsi="Tahoma" w:cs="Tahoma"/>
@@ -681,9 +730,18 @@
                 <w:rFonts w:ascii="Tahoma" w:hAnsi="Tahoma" w:cs="Tahoma"/>
                 <w:sz w:val="16"/>
               </w:rPr>
-              <w:t>Delivery Party:{</w:t>
+              <w:t xml:space="preserve">Delivery </w:t>
+            </w:r>
+            <w:proofErr w:type="gramStart"/>
+            <w:r>
+              <w:rPr>
+                <w:rFonts w:ascii="Tahoma" w:hAnsi="Tahoma" w:cs="Tahoma"/>
+                <w:sz w:val="16"/>
+              </w:rPr>
+              <w:t>Party:{</w:t>
             </w:r>
             <w:proofErr w:type="spellStart"/>
+            <w:proofErr w:type="gramEnd"/>
             <w:r>
               <w:rPr>
                 <w:rFonts w:ascii="Tahoma" w:hAnsi="Tahoma" w:cs="Tahoma"/>
@@ -855,6 +913,7 @@
                 <w:szCs w:val="16"/>
               </w:rPr>
             </w:pPr>
+            <w:proofErr w:type="gramStart"/>
             <w:r>
               <w:rPr>
                 <w:rFonts w:ascii="Tahoma" w:eastAsia="Arial" w:hAnsi="Tahoma" w:cs="Tahoma"/>
@@ -863,7 +922,18 @@
                 <w:sz w:val="16"/>
                 <w:szCs w:val="16"/>
               </w:rPr>
-              <w:t>Total : {</w:t>
+              <w:t>Total :</w:t>
+            </w:r>
+            <w:proofErr w:type="gramEnd"/>
+            <w:r>
+              <w:rPr>
+                <w:rFonts w:ascii="Tahoma" w:eastAsia="Arial" w:hAnsi="Tahoma" w:cs="Tahoma"/>
+                <w:b/>
+                <w:bCs/>
+                <w:sz w:val="16"/>
+                <w:szCs w:val="16"/>
+              </w:rPr>
+              <w:t xml:space="preserve"> {</w:t>
             </w:r>
             <w:proofErr w:type="spellStart"/>
             <w:r>
@@ -968,7 +1038,29 @@
                 <w:sz w:val="16"/>
                 <w:szCs w:val="16"/>
               </w:rPr>
-              <w:t>Delivery Instruction(If Any) :</w:t>
+              <w:t xml:space="preserve">Delivery </w:t>
+            </w:r>
+            <w:proofErr w:type="gramStart"/>
+            <w:r>
+              <w:rPr>
+                <w:rFonts w:ascii="Tahoma" w:eastAsia="Arial" w:hAnsi="Tahoma" w:cs="Tahoma"/>
+                <w:b/>
+                <w:bCs/>
+                <w:sz w:val="16"/>
+                <w:szCs w:val="16"/>
+              </w:rPr>
+              <w:t>Instruction(</w:t>
+            </w:r>
+            <w:proofErr w:type="gramEnd"/>
+            <w:r>
+              <w:rPr>
+                <w:rFonts w:ascii="Tahoma" w:eastAsia="Arial" w:hAnsi="Tahoma" w:cs="Tahoma"/>
+                <w:b/>
+                <w:bCs/>
+                <w:sz w:val="16"/>
+                <w:szCs w:val="16"/>
+              </w:rPr>
+              <w:t>If Any) :</w:t>
             </w:r>
             <w:r>
               <w:rPr>
@@ -1036,8 +1128,9 @@
                 <w:sz w:val="16"/>
                 <w:szCs w:val="16"/>
               </w:rPr>
-              <w:t>Special</w:t>
-            </w:r>
+              <w:t xml:space="preserve">Special </w:t>
+            </w:r>
+            <w:proofErr w:type="gramStart"/>
             <w:r>
               <w:rPr>
                 <w:rFonts w:ascii="Tahoma" w:eastAsia="Arial" w:hAnsi="Tahoma" w:cs="Tahoma"/>
@@ -1046,8 +1139,9 @@
                 <w:sz w:val="16"/>
                 <w:szCs w:val="16"/>
               </w:rPr>
-              <w:t xml:space="preserve"> Instruction(If Any) </w:t>
-            </w:r>
+              <w:t>Instruction(</w:t>
+            </w:r>
+            <w:proofErr w:type="gramEnd"/>
             <w:r>
               <w:rPr>
                 <w:rFonts w:ascii="Tahoma" w:eastAsia="Arial" w:hAnsi="Tahoma" w:cs="Tahoma"/>
@@ -1056,7 +1150,7 @@
                 <w:sz w:val="16"/>
                 <w:szCs w:val="16"/>
               </w:rPr>
-              <w:t xml:space="preserve">  </w:t>
+              <w:t>If Any)   :</w:t>
             </w:r>
             <w:r>
               <w:rPr>
@@ -1066,8 +1160,9 @@
                 <w:sz w:val="16"/>
                 <w:szCs w:val="16"/>
               </w:rPr>
-              <w:t>:</w:t>
-            </w:r>
+              <w:t>{</w:t>
+            </w:r>
+            <w:proofErr w:type="spellStart"/>
             <w:r>
               <w:rPr>
                 <w:rFonts w:ascii="Tahoma" w:eastAsia="Arial" w:hAnsi="Tahoma" w:cs="Tahoma"/>
@@ -1076,20 +1171,9 @@
                 <w:sz w:val="16"/>
                 <w:szCs w:val="16"/>
               </w:rPr>
-              <w:t>{</w:t>
-            </w:r>
-            <w:bookmarkStart w:id="0" w:name="_GoBack"/>
-            <w:bookmarkEnd w:id="0"/>
-            <w:r>
-              <w:rPr>
-                <w:rFonts w:ascii="Tahoma" w:eastAsia="Arial" w:hAnsi="Tahoma" w:cs="Tahoma"/>
-                <w:b/>
-                <w:bCs/>
-                <w:sz w:val="16"/>
-                <w:szCs w:val="16"/>
-              </w:rPr>
               <w:t>SpecialInstruction</w:t>
             </w:r>
+            <w:proofErr w:type="spellEnd"/>
             <w:r>
               <w:rPr>
                 <w:rFonts w:ascii="Tahoma" w:eastAsia="Arial" w:hAnsi="Tahoma" w:cs="Tahoma"/>
@@ -1698,7 +1782,7 @@
                       </mc:Choice>
                       <mc:Fallback>
                         <w:pict>
-                          <v:line w14:anchorId="23C0165F" id="Straight Connector 3" o:spid="_x0000_s1026" style="position:absolute;flip:x;z-index:251689984;visibility:visible;mso-wrap-style:square;mso-width-percent:0;mso-height-percent:0;mso-wrap-distance-left:9pt;mso-wrap-distance-top:0;mso-wrap-distance-right:9pt;mso-wrap-distance-bottom:0;mso-position-horizontal:absolute;mso-position-horizontal-relative:text;mso-position-vertical:absolute;mso-position-vertical-relative:text;mso-width-percent:0;mso-height-percent:0;mso-width-relative:margin;mso-height-relative:margin" from="30.2pt,8.35pt" to="139.75pt,8.35pt" o:gfxdata="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" strokecolor="black [3213]" strokeweight=".5pt">
+                          <v:line w14:anchorId="60E81291" id="Straight Connector 3" o:spid="_x0000_s1026" style="position:absolute;flip:x;z-index:251689984;visibility:visible;mso-wrap-style:square;mso-width-percent:0;mso-height-percent:0;mso-wrap-distance-left:9pt;mso-wrap-distance-top:0;mso-wrap-distance-right:9pt;mso-wrap-distance-bottom:0;mso-position-horizontal:absolute;mso-position-horizontal-relative:text;mso-position-vertical:absolute;mso-position-vertical-relative:text;mso-width-percent:0;mso-height-percent:0;mso-width-relative:margin;mso-height-relative:margin" from="30.2pt,8.35pt" to="139.75pt,8.35pt" o:gfxdata="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" strokecolor="black [3213]" strokeweight=".5pt">
                             <v:stroke joinstyle="miter"/>
                           </v:line>
                         </w:pict>
@@ -1821,7 +1905,7 @@
                       </mc:Choice>
                       <mc:Fallback>
                         <w:pict>
-                          <v:line w14:anchorId="173A5BE3" id="Straight Connector 4" o:spid="_x0000_s1026" style="position:absolute;z-index:251691008;visibility:visible;mso-wrap-style:square;mso-width-percent:0;mso-wrap-distance-left:9pt;mso-wrap-distance-top:0;mso-wrap-distance-right:9pt;mso-wrap-distance-bottom:0;mso-position-horizontal:absolute;mso-position-horizontal-relative:text;mso-position-vertical:absolute;mso-position-vertical-relative:text;mso-width-percent:0;mso-width-relative:margin" from="23.5pt,8.35pt" to="143.7pt,8.35pt" o:gfxdata="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" strokecolor="black [3213]" strokeweight=".5pt">
+                          <v:line w14:anchorId="237983A9" id="Straight Connector 4" o:spid="_x0000_s1026" style="position:absolute;z-index:251691008;visibility:visible;mso-wrap-style:square;mso-width-percent:0;mso-wrap-distance-left:9pt;mso-wrap-distance-top:0;mso-wrap-distance-right:9pt;mso-wrap-distance-bottom:0;mso-position-horizontal:absolute;mso-position-horizontal-relative:text;mso-position-vertical:absolute;mso-position-vertical-relative:text;mso-width-percent:0;mso-width-relative:margin" from="23.5pt,8.35pt" to="143.7pt,8.35pt" o:gfxdata="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" strokecolor="black [3213]" strokeweight=".5pt">
                             <v:stroke joinstyle="miter"/>
                           </v:line>
                         </w:pict>
@@ -1941,7 +2025,7 @@
                       </mc:Choice>
                       <mc:Fallback>
                         <w:pict>
-                          <v:line w14:anchorId="2E15921A" id="Straight Connector 5" o:spid="_x0000_s1026" style="position:absolute;z-index:251692032;visibility:visible;mso-wrap-style:square;mso-wrap-distance-left:9pt;mso-wrap-distance-top:0;mso-wrap-distance-right:9pt;mso-wrap-distance-bottom:0;mso-position-horizontal:absolute;mso-position-horizontal-relative:text;mso-position-vertical:absolute;mso-position-vertical-relative:text" from="31.2pt,8.35pt" to="143.25pt,8.35pt" o:gfxdata="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" strokecolor="black [3213]" strokeweight=".5pt">
+                          <v:line w14:anchorId="44AB35C0" id="Straight Connector 5" o:spid="_x0000_s1026" style="position:absolute;z-index:251692032;visibility:visible;mso-wrap-style:square;mso-wrap-distance-left:9pt;mso-wrap-distance-top:0;mso-wrap-distance-right:9pt;mso-wrap-distance-bottom:0;mso-position-horizontal:absolute;mso-position-horizontal-relative:text;mso-position-vertical:absolute;mso-position-vertical-relative:text" from="31.2pt,8.35pt" to="143.25pt,8.35pt" o:gfxdata="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" strokecolor="black [3213]" strokeweight=".5pt">
                             <v:stroke joinstyle="miter"/>
                           </v:line>
                         </w:pict>
@@ -2036,7 +2120,49 @@
                       <w:sz w:val="16"/>
                       <w:szCs w:val="16"/>
                     </w:rPr>
-                    <w:t xml:space="preserve">      Checked By</w:t>
+                    <w:t xml:space="preserve">      </w:t>
+                  </w:r>
+                  <w:r>
+                    <w:rPr>
+                      <w:rFonts w:ascii="Tahoma" w:eastAsia="Arial" w:hAnsi="Tahoma" w:cs="Tahoma"/>
+                      <w:b/>
+                      <w:bCs/>
+                      <w:sz w:val="16"/>
+                      <w:szCs w:val="16"/>
+                    </w:rPr>
+                    <w:t>{</w:t>
+                  </w:r>
+                  <w:proofErr w:type="spellStart"/>
+                  <w:r>
+                    <w:rPr>
+                      <w:rFonts w:ascii="Tahoma" w:eastAsia="Arial" w:hAnsi="Tahoma" w:cs="Tahoma"/>
+                      <w:b/>
+                      <w:bCs/>
+                      <w:sz w:val="16"/>
+                      <w:szCs w:val="16"/>
+                    </w:rPr>
+                    <w:t>PurOrCheckedStatus</w:t>
+                  </w:r>
+                  <w:proofErr w:type="spellEnd"/>
+                  <w:r>
+                    <w:rPr>
+                      <w:rFonts w:ascii="Tahoma" w:eastAsia="Arial" w:hAnsi="Tahoma" w:cs="Tahoma"/>
+                      <w:b/>
+                      <w:bCs/>
+                      <w:sz w:val="16"/>
+                      <w:szCs w:val="16"/>
+                    </w:rPr>
+                    <w:t>}</w:t>
+                  </w:r>
+                  <w:r>
+                    <w:rPr>
+                      <w:rFonts w:ascii="Tahoma" w:eastAsia="Arial" w:hAnsi="Tahoma" w:cs="Tahoma"/>
+                      <w:b/>
+                      <w:bCs/>
+                      <w:sz w:val="16"/>
+                      <w:szCs w:val="16"/>
+                    </w:rPr>
+                    <w:t xml:space="preserve"> By</w:t>
                   </w:r>
                 </w:p>
               </w:tc>
@@ -2107,7 +2233,7 @@
 </file>
 
 <file path=word/endnotes.xml><?xml version="1.0" encoding="utf-8"?>
-<w:endnotes xmlns:wpc="http://schemas.microsoft.com/office/word/2010/wordprocessingCanvas" xmlns:mc="http://schemas.openxmlformats.org/markup-compatibility/2006" xmlns:o="urn:schemas-microsoft-com:office:office" xmlns:r="http://schemas.openxmlformats.org/officeDocument/2006/relationships" xmlns:m="http://schemas.openxmlformats.org/officeDocument/2006/math" xmlns:v="urn:schemas-microsoft-com:vml" xmlns:wp14="http://schemas.microsoft.com/office/word/2010/wordprocessingDrawing" xmlns:wp="http://schemas.openxmlformats.org/drawingml/2006/wordprocessingDrawing" xmlns:w10="urn:schemas-microsoft-com:office:word" xmlns:w="http://schemas.openxmlformats.org/wordprocessingml/2006/main" xmlns:w14="http://schemas.microsoft.com/office/word/2010/wordml" xmlns:w15="http://schemas.microsoft.com/office/word/2012/wordml" xmlns:wpg="http://schemas.microsoft.com/office/word/2010/wordprocessingGroup" xmlns:wpi="http://schemas.microsoft.com/office/word/2010/wordprocessingInk" xmlns:wne="http://schemas.microsoft.com/office/word/2006/wordml" xmlns:wps="http://schemas.microsoft.com/office/word/2010/wordprocessingShape" mc:Ignorable="w14 w15 wp14">
+<w:endnotes xmlns:wpc="http://schemas.microsoft.com/office/word/2010/wordprocessingCanvas" xmlns:cx="http://schemas.microsoft.com/office/drawing/2014/chartex" xmlns:cx1="http://schemas.microsoft.com/office/drawing/2015/9/8/chartex" xmlns:cx2="http://schemas.microsoft.com/office/drawing/2015/10/21/chartex" xmlns:cx3="http://schemas.microsoft.com/office/drawing/2016/5/9/chartex" xmlns:cx4="http://schemas.microsoft.com/office/drawing/2016/5/10/chartex" xmlns:cx5="http://schemas.microsoft.com/office/drawing/2016/5/11/chartex" xmlns:cx6="http://schemas.microsoft.com/office/drawing/2016/5/12/chartex" xmlns:cx7="http://schemas.microsoft.com/office/drawing/2016/5/13/chartex" xmlns:cx8="http://schemas.microsoft.com/office/drawing/2016/5/14/chartex" xmlns:mc="http://schemas.openxmlformats.org/markup-compatibility/2006" xmlns:aink="http://schemas.microsoft.com/office/drawing/2016/ink" xmlns:am3d="http://schemas.microsoft.com/office/drawing/2017/model3d" xmlns:o="urn:schemas-microsoft-com:office:office" xmlns:r="http://schemas.openxmlformats.org/officeDocument/2006/relationships" xmlns:m="http://schemas.openxmlformats.org/officeDocument/2006/math" xmlns:v="urn:schemas-microsoft-com:vml" xmlns:wp14="http://schemas.microsoft.com/office/word/2010/wordprocessingDrawing" xmlns:wp="http://schemas.openxmlformats.org/drawingml/2006/wordprocessingDrawing" xmlns:w10="urn:schemas-microsoft-com:office:word" xmlns:w="http://schemas.openxmlformats.org/wordprocessingml/2006/main" xmlns:w14="http://schemas.microsoft.com/office/word/2010/wordml" xmlns:w15="http://schemas.microsoft.com/office/word/2012/wordml" xmlns:w16cex="http://schemas.microsoft.com/office/word/2018/wordml/cex" xmlns:w16cid="http://schemas.microsoft.com/office/word/2016/wordml/cid" xmlns:w16="http://schemas.microsoft.com/office/word/2018/wordml" xmlns:w16sdtdh="http://schemas.microsoft.com/office/word/2020/wordml/sdtdatahash" xmlns:w16se="http://schemas.microsoft.com/office/word/2015/wordml/symex" xmlns:wpg="http://schemas.microsoft.com/office/word/2010/wordprocessingGroup" xmlns:wpi="http://schemas.microsoft.com/office/word/2010/wordprocessingInk" xmlns:wne="http://schemas.microsoft.com/office/word/2006/wordml" xmlns:wps="http://schemas.microsoft.com/office/word/2010/wordprocessingShape" mc:Ignorable="w14 w15 w16se w16cid w16 w16cex w16sdtdh wp14">
   <w:endnote w:type="separator" w:id="-1">
     <w:p>
       <w:r>
@@ -2126,7 +2252,7 @@
 </file>
 
 <file path=word/footer1.xml><?xml version="1.0" encoding="utf-8"?>
-<w:ftr xmlns:wpc="http://schemas.microsoft.com/office/word/2010/wordprocessingCanvas" xmlns:mc="http://schemas.openxmlformats.org/markup-compatibility/2006" xmlns:o="urn:schemas-microsoft-com:office:office" xmlns:r="http://schemas.openxmlformats.org/officeDocument/2006/relationships" xmlns:m="http://schemas.openxmlformats.org/officeDocument/2006/math" xmlns:v="urn:schemas-microsoft-com:vml" xmlns:wp14="http://schemas.microsoft.com/office/word/2010/wordprocessingDrawing" xmlns:wp="http://schemas.openxmlformats.org/drawingml/2006/wordprocessingDrawing" xmlns:w10="urn:schemas-microsoft-com:office:word" xmlns:w="http://schemas.openxmlformats.org/wordprocessingml/2006/main" xmlns:w14="http://schemas.microsoft.com/office/word/2010/wordml" xmlns:w15="http://schemas.microsoft.com/office/word/2012/wordml" xmlns:wpg="http://schemas.microsoft.com/office/word/2010/wordprocessingGroup" xmlns:wpi="http://schemas.microsoft.com/office/word/2010/wordprocessingInk" xmlns:wne="http://schemas.microsoft.com/office/word/2006/wordml" xmlns:wps="http://schemas.microsoft.com/office/word/2010/wordprocessingShape" mc:Ignorable="w14 w15 wp14">
+<w:ftr xmlns:wpc="http://schemas.microsoft.com/office/word/2010/wordprocessingCanvas" xmlns:cx="http://schemas.microsoft.com/office/drawing/2014/chartex" xmlns:cx1="http://schemas.microsoft.com/office/drawing/2015/9/8/chartex" xmlns:cx2="http://schemas.microsoft.com/office/drawing/2015/10/21/chartex" xmlns:cx3="http://schemas.microsoft.com/office/drawing/2016/5/9/chartex" xmlns:cx4="http://schemas.microsoft.com/office/drawing/2016/5/10/chartex" xmlns:cx5="http://schemas.microsoft.com/office/drawing/2016/5/11/chartex" xmlns:cx6="http://schemas.microsoft.com/office/drawing/2016/5/12/chartex" xmlns:cx7="http://schemas.microsoft.com/office/drawing/2016/5/13/chartex" xmlns:cx8="http://schemas.microsoft.com/office/drawing/2016/5/14/chartex" xmlns:mc="http://schemas.openxmlformats.org/markup-compatibility/2006" xmlns:aink="http://schemas.microsoft.com/office/drawing/2016/ink" xmlns:am3d="http://schemas.microsoft.com/office/drawing/2017/model3d" xmlns:o="urn:schemas-microsoft-com:office:office" xmlns:r="http://schemas.openxmlformats.org/officeDocument/2006/relationships" xmlns:m="http://schemas.openxmlformats.org/officeDocument/2006/math" xmlns:v="urn:schemas-microsoft-com:vml" xmlns:wp14="http://schemas.microsoft.com/office/word/2010/wordprocessingDrawing" xmlns:wp="http://schemas.openxmlformats.org/drawingml/2006/wordprocessingDrawing" xmlns:w10="urn:schemas-microsoft-com:office:word" xmlns:w="http://schemas.openxmlformats.org/wordprocessingml/2006/main" xmlns:w14="http://schemas.microsoft.com/office/word/2010/wordml" xmlns:w15="http://schemas.microsoft.com/office/word/2012/wordml" xmlns:w16cex="http://schemas.microsoft.com/office/word/2018/wordml/cex" xmlns:w16cid="http://schemas.microsoft.com/office/word/2016/wordml/cid" xmlns:w16="http://schemas.microsoft.com/office/word/2018/wordml" xmlns:w16sdtdh="http://schemas.microsoft.com/office/word/2020/wordml/sdtdatahash" xmlns:w16se="http://schemas.microsoft.com/office/word/2015/wordml/symex" xmlns:wpg="http://schemas.microsoft.com/office/word/2010/wordprocessingGroup" xmlns:wpi="http://schemas.microsoft.com/office/word/2010/wordprocessingInk" xmlns:wne="http://schemas.microsoft.com/office/word/2006/wordml" xmlns:wps="http://schemas.microsoft.com/office/word/2010/wordprocessingShape" mc:Ignorable="w14 w15 w16se w16cid w16 w16cex w16sdtdh wp14">
   <w:sdt>
     <w:sdtPr>
       <w:id w:val="1647311531"/>
@@ -2219,20 +2345,8 @@
             <w:szCs w:val="18"/>
             <w:lang w:val="en-IN"/>
           </w:rPr>
-          <w:t>KSSIDC Plot No</w:t>
+          <w:t>KSSIDC Plot No:34</w:t>
         </w:r>
-        <w:proofErr w:type="gramStart"/>
-        <w:r>
-          <w:rPr>
-            <w:rFonts w:ascii="Arial" w:hAnsi="Arial" w:cs="Arial"/>
-            <w:color w:val="525A5D"/>
-            <w:sz w:val="18"/>
-            <w:szCs w:val="18"/>
-            <w:lang w:val="en-IN"/>
-          </w:rPr>
-          <w:t>:34</w:t>
-        </w:r>
-        <w:proofErr w:type="gramEnd"/>
         <w:r>
           <w:rPr>
             <w:rFonts w:ascii="Arial" w:hAnsi="Arial" w:cs="Arial"/>
@@ -2243,7 +2357,6 @@
           </w:rPr>
           <w:t xml:space="preserve">, </w:t>
         </w:r>
-        <w:proofErr w:type="spellStart"/>
         <w:r>
           <w:rPr>
             <w:rFonts w:ascii="Arial" w:hAnsi="Arial" w:cs="Arial"/>
@@ -2252,18 +2365,7 @@
             <w:szCs w:val="18"/>
             <w:lang w:val="en-IN"/>
           </w:rPr>
-          <w:t>Yelahanka</w:t>
-        </w:r>
-        <w:proofErr w:type="spellEnd"/>
-        <w:r>
-          <w:rPr>
-            <w:rFonts w:ascii="Arial" w:hAnsi="Arial" w:cs="Arial"/>
-            <w:color w:val="525A5D"/>
-            <w:sz w:val="18"/>
-            <w:szCs w:val="18"/>
-            <w:lang w:val="en-IN"/>
-          </w:rPr>
-          <w:t>, New Town</w:t>
+          <w:t>Yelahanka, New Town</w:t>
         </w:r>
         <w:r>
           <w:rPr>
@@ -2365,7 +2467,7 @@
 </file>
 
 <file path=word/footnotes.xml><?xml version="1.0" encoding="utf-8"?>
-<w:footnotes xmlns:wpc="http://schemas.microsoft.com/office/word/2010/wordprocessingCanvas" xmlns:mc="http://schemas.openxmlformats.org/markup-compatibility/2006" xmlns:o="urn:schemas-microsoft-com:office:office" xmlns:r="http://schemas.openxmlformats.org/officeDocument/2006/relationships" xmlns:m="http://schemas.openxmlformats.org/officeDocument/2006/math" xmlns:v="urn:schemas-microsoft-com:vml" xmlns:wp14="http://schemas.microsoft.com/office/word/2010/wordprocessingDrawing" xmlns:wp="http://schemas.openxmlformats.org/drawingml/2006/wordprocessingDrawing" xmlns:w10="urn:schemas-microsoft-com:office:word" xmlns:w="http://schemas.openxmlformats.org/wordprocessingml/2006/main" xmlns:w14="http://schemas.microsoft.com/office/word/2010/wordml" xmlns:w15="http://schemas.microsoft.com/office/word/2012/wordml" xmlns:wpg="http://schemas.microsoft.com/office/word/2010/wordprocessingGroup" xmlns:wpi="http://schemas.microsoft.com/office/word/2010/wordprocessingInk" xmlns:wne="http://schemas.microsoft.com/office/word/2006/wordml" xmlns:wps="http://schemas.microsoft.com/office/word/2010/wordprocessingShape" mc:Ignorable="w14 w15 wp14">
+<w:footnotes xmlns:wpc="http://schemas.microsoft.com/office/word/2010/wordprocessingCanvas" xmlns:cx="http://schemas.microsoft.com/office/drawing/2014/chartex" xmlns:cx1="http://schemas.microsoft.com/office/drawing/2015/9/8/chartex" xmlns:cx2="http://schemas.microsoft.com/office/drawing/2015/10/21/chartex" xmlns:cx3="http://schemas.microsoft.com/office/drawing/2016/5/9/chartex" xmlns:cx4="http://schemas.microsoft.com/office/drawing/2016/5/10/chartex" xmlns:cx5="http://schemas.microsoft.com/office/drawing/2016/5/11/chartex" xmlns:cx6="http://schemas.microsoft.com/office/drawing/2016/5/12/chartex" xmlns:cx7="http://schemas.microsoft.com/office/drawing/2016/5/13/chartex" xmlns:cx8="http://schemas.microsoft.com/office/drawing/2016/5/14/chartex" xmlns:mc="http://schemas.openxmlformats.org/markup-compatibility/2006" xmlns:aink="http://schemas.microsoft.com/office/drawing/2016/ink" xmlns:am3d="http://schemas.microsoft.com/office/drawing/2017/model3d" xmlns:o="urn:schemas-microsoft-com:office:office" xmlns:r="http://schemas.openxmlformats.org/officeDocument/2006/relationships" xmlns:m="http://schemas.openxmlformats.org/officeDocument/2006/math" xmlns:v="urn:schemas-microsoft-com:vml" xmlns:wp14="http://schemas.microsoft.com/office/word/2010/wordprocessingDrawing" xmlns:wp="http://schemas.openxmlformats.org/drawingml/2006/wordprocessingDrawing" xmlns:w10="urn:schemas-microsoft-com:office:word" xmlns:w="http://schemas.openxmlformats.org/wordprocessingml/2006/main" xmlns:w14="http://schemas.microsoft.com/office/word/2010/wordml" xmlns:w15="http://schemas.microsoft.com/office/word/2012/wordml" xmlns:w16cex="http://schemas.microsoft.com/office/word/2018/wordml/cex" xmlns:w16cid="http://schemas.microsoft.com/office/word/2016/wordml/cid" xmlns:w16="http://schemas.microsoft.com/office/word/2018/wordml" xmlns:w16sdtdh="http://schemas.microsoft.com/office/word/2020/wordml/sdtdatahash" xmlns:w16se="http://schemas.microsoft.com/office/word/2015/wordml/symex" xmlns:wpg="http://schemas.microsoft.com/office/word/2010/wordprocessingGroup" xmlns:wpi="http://schemas.microsoft.com/office/word/2010/wordprocessingInk" xmlns:wne="http://schemas.microsoft.com/office/word/2006/wordml" xmlns:wps="http://schemas.microsoft.com/office/word/2010/wordprocessingShape" mc:Ignorable="w14 w15 w16se w16cid w16 w16cex w16sdtdh wp14">
   <w:footnote w:type="separator" w:id="-1">
     <w:p>
       <w:r>
@@ -2384,7 +2486,7 @@
 </file>
 
 <file path=word/header1.xml><?xml version="1.0" encoding="utf-8"?>
-<w:hdr xmlns:wpc="http://schemas.microsoft.com/office/word/2010/wordprocessingCanvas" xmlns:mc="http://schemas.openxmlformats.org/markup-compatibility/2006" xmlns:o="urn:schemas-microsoft-com:office:office" xmlns:r="http://schemas.openxmlformats.org/officeDocument/2006/relationships" xmlns:m="http://schemas.openxmlformats.org/officeDocument/2006/math" xmlns:v="urn:schemas-microsoft-com:vml" xmlns:wp14="http://schemas.microsoft.com/office/word/2010/wordprocessingDrawing" xmlns:wp="http://schemas.openxmlformats.org/drawingml/2006/wordprocessingDrawing" xmlns:w10="urn:schemas-microsoft-com:office:word" xmlns:w="http://schemas.openxmlformats.org/wordprocessingml/2006/main" xmlns:w14="http://schemas.microsoft.com/office/word/2010/wordml" xmlns:w15="http://schemas.microsoft.com/office/word/2012/wordml" xmlns:wpg="http://schemas.microsoft.com/office/word/2010/wordprocessingGroup" xmlns:wpi="http://schemas.microsoft.com/office/word/2010/wordprocessingInk" xmlns:wne="http://schemas.microsoft.com/office/word/2006/wordml" xmlns:wps="http://schemas.microsoft.com/office/word/2010/wordprocessingShape" mc:Ignorable="w14 w15 wp14">
+<w:hdr xmlns:wpc="http://schemas.microsoft.com/office/word/2010/wordprocessingCanvas" xmlns:cx="http://schemas.microsoft.com/office/drawing/2014/chartex" xmlns:cx1="http://schemas.microsoft.com/office/drawing/2015/9/8/chartex" xmlns:cx2="http://schemas.microsoft.com/office/drawing/2015/10/21/chartex" xmlns:cx3="http://schemas.microsoft.com/office/drawing/2016/5/9/chartex" xmlns:cx4="http://schemas.microsoft.com/office/drawing/2016/5/10/chartex" xmlns:cx5="http://schemas.microsoft.com/office/drawing/2016/5/11/chartex" xmlns:cx6="http://schemas.microsoft.com/office/drawing/2016/5/12/chartex" xmlns:cx7="http://schemas.microsoft.com/office/drawing/2016/5/13/chartex" xmlns:cx8="http://schemas.microsoft.com/office/drawing/2016/5/14/chartex" xmlns:mc="http://schemas.openxmlformats.org/markup-compatibility/2006" xmlns:aink="http://schemas.microsoft.com/office/drawing/2016/ink" xmlns:am3d="http://schemas.microsoft.com/office/drawing/2017/model3d" xmlns:o="urn:schemas-microsoft-com:office:office" xmlns:r="http://schemas.openxmlformats.org/officeDocument/2006/relationships" xmlns:m="http://schemas.openxmlformats.org/officeDocument/2006/math" xmlns:v="urn:schemas-microsoft-com:vml" xmlns:wp14="http://schemas.microsoft.com/office/word/2010/wordprocessingDrawing" xmlns:wp="http://schemas.openxmlformats.org/drawingml/2006/wordprocessingDrawing" xmlns:w10="urn:schemas-microsoft-com:office:word" xmlns:w="http://schemas.openxmlformats.org/wordprocessingml/2006/main" xmlns:w14="http://schemas.microsoft.com/office/word/2010/wordml" xmlns:w15="http://schemas.microsoft.com/office/word/2012/wordml" xmlns:w16cex="http://schemas.microsoft.com/office/word/2018/wordml/cex" xmlns:w16cid="http://schemas.microsoft.com/office/word/2016/wordml/cid" xmlns:w16="http://schemas.microsoft.com/office/word/2018/wordml" xmlns:w16sdtdh="http://schemas.microsoft.com/office/word/2020/wordml/sdtdatahash" xmlns:w16se="http://schemas.microsoft.com/office/word/2015/wordml/symex" xmlns:wpg="http://schemas.microsoft.com/office/word/2010/wordprocessingGroup" xmlns:wpi="http://schemas.microsoft.com/office/word/2010/wordprocessingInk" xmlns:wne="http://schemas.microsoft.com/office/word/2006/wordml" xmlns:wps="http://schemas.microsoft.com/office/word/2010/wordprocessingShape" mc:Ignorable="w14 w15 w16se w16cid w16 w16cex w16sdtdh wp14">
   <w:p>
     <w:pPr>
       <w:pStyle w:val="Header"/>
@@ -2474,27 +2576,7 @@
                               <w:sz w:val="18"/>
                               <w:szCs w:val="18"/>
                             </w:rPr>
-                            <w:t xml:space="preserve"> </w:t>
-                          </w:r>
-                          <w:proofErr w:type="spellStart"/>
-                          <w:r>
-                            <w:rPr>
-                              <w:rFonts w:ascii="Arial" w:hAnsi="Arial" w:cs="Arial"/>
-                              <w:color w:val="525A5D"/>
-                              <w:sz w:val="18"/>
-                              <w:szCs w:val="18"/>
-                            </w:rPr>
-                            <w:t>Channa</w:t>
-                          </w:r>
-                          <w:proofErr w:type="spellEnd"/>
-                          <w:r>
-                            <w:rPr>
-                              <w:rFonts w:ascii="Arial" w:hAnsi="Arial" w:cs="Arial"/>
-                              <w:color w:val="525A5D"/>
-                              <w:sz w:val="18"/>
-                              <w:szCs w:val="18"/>
-                            </w:rPr>
-                            <w:t>, Ludhiana-</w:t>
+                            <w:t xml:space="preserve"> Channa, Ludhiana-</w:t>
                           </w:r>
                           <w:proofErr w:type="spellStart"/>
                           <w:r>
@@ -2534,19 +2616,8 @@
                               <w:sz w:val="18"/>
                               <w:szCs w:val="18"/>
                             </w:rPr>
-                            <w:t xml:space="preserve"> - 148021 District, </w:t>
+                            <w:t xml:space="preserve"> - 148021 District, Sangrur</w:t>
                           </w:r>
-                          <w:proofErr w:type="spellStart"/>
-                          <w:r>
-                            <w:rPr>
-                              <w:rFonts w:ascii="Arial" w:hAnsi="Arial" w:cs="Arial"/>
-                              <w:color w:val="525A5D"/>
-                              <w:sz w:val="18"/>
-                              <w:szCs w:val="18"/>
-                            </w:rPr>
-                            <w:t>Sangrur</w:t>
-                          </w:r>
-                          <w:proofErr w:type="spellEnd"/>
                           <w:r>
                             <w:rPr>
                               <w:rFonts w:ascii="Arial" w:hAnsi="Arial" w:cs="Arial"/>
@@ -2596,7 +2667,6 @@
                               <w:szCs w:val="18"/>
                             </w:rPr>
                           </w:pPr>
-                          <w:proofErr w:type="gramStart"/>
                           <w:r>
                             <w:rPr>
                               <w:rFonts w:ascii="Arial" w:hAnsi="Arial" w:cs="Arial"/>
@@ -2604,17 +2674,7 @@
                               <w:sz w:val="18"/>
                               <w:szCs w:val="18"/>
                             </w:rPr>
-                            <w:t>e-mail</w:t>
-                          </w:r>
-                          <w:proofErr w:type="gramEnd"/>
-                          <w:r>
-                            <w:rPr>
-                              <w:rFonts w:ascii="Arial" w:hAnsi="Arial" w:cs="Arial"/>
-                              <w:color w:val="525A5D"/>
-                              <w:sz w:val="18"/>
-                              <w:szCs w:val="18"/>
-                            </w:rPr>
-                            <w:t xml:space="preserve">: info@cedaartextile.com </w:t>
+                            <w:t xml:space="preserve">e-mail: info@cedaartextile.com </w:t>
                           </w:r>
                         </w:p>
                         <w:p>
@@ -2629,7 +2689,6 @@
                               <w:szCs w:val="18"/>
                             </w:rPr>
                           </w:pPr>
-                          <w:proofErr w:type="gramStart"/>
                           <w:r>
                             <w:rPr>
                               <w:rFonts w:ascii="Arial" w:hAnsi="Arial" w:cs="Arial"/>
@@ -2637,17 +2696,7 @@
                               <w:sz w:val="18"/>
                               <w:szCs w:val="18"/>
                             </w:rPr>
-                            <w:t>website</w:t>
-                          </w:r>
-                          <w:proofErr w:type="gramEnd"/>
-                          <w:r>
-                            <w:rPr>
-                              <w:rFonts w:ascii="Arial" w:hAnsi="Arial" w:cs="Arial"/>
-                              <w:color w:val="525A5D"/>
-                              <w:sz w:val="18"/>
-                              <w:szCs w:val="18"/>
-                            </w:rPr>
-                            <w:t xml:space="preserve">: </w:t>
+                            <w:t xml:space="preserve">website: </w:t>
                           </w:r>
                           <w:hyperlink r:id="rId1" w:history="1">
                             <w:r>
@@ -2673,7 +2722,6 @@
                               <w:szCs w:val="18"/>
                             </w:rPr>
                           </w:pPr>
-                          <w:proofErr w:type="spellStart"/>
                           <w:r>
                             <w:rPr>
                               <w:rFonts w:ascii="Arial" w:hAnsi="Arial" w:cs="Arial"/>
@@ -2683,7 +2731,6 @@
                             </w:rPr>
                             <w:t>Ph</w:t>
                           </w:r>
-                          <w:proofErr w:type="spellEnd"/>
                           <w:r>
                             <w:rPr>
                               <w:rFonts w:ascii="Arial" w:hAnsi="Arial" w:cs="Arial"/>
@@ -2715,15 +2762,6 @@
                               <w:szCs w:val="18"/>
                             </w:rPr>
                           </w:pPr>
-                          <w:r>
-                            <w:rPr>
-                              <w:rFonts w:ascii="Arial" w:hAnsi="Arial" w:cs="Arial"/>
-                              <w:color w:val="525A5D"/>
-                              <w:sz w:val="18"/>
-                              <w:szCs w:val="18"/>
-                            </w:rPr>
-                            <w:t>CIN</w:t>
-                          </w:r>
                           <w:proofErr w:type="gramStart"/>
                           <w:r>
                             <w:rPr>
@@ -2732,9 +2770,18 @@
                               <w:sz w:val="18"/>
                               <w:szCs w:val="18"/>
                             </w:rPr>
-                            <w:t>:U17299KA2020PTC139070</w:t>
+                            <w:t>CIN:U</w:t>
                           </w:r>
                           <w:proofErr w:type="gramEnd"/>
+                          <w:r>
+                            <w:rPr>
+                              <w:rFonts w:ascii="Arial" w:hAnsi="Arial" w:cs="Arial"/>
+                              <w:color w:val="525A5D"/>
+                              <w:sz w:val="18"/>
+                              <w:szCs w:val="18"/>
+                            </w:rPr>
+                            <w:t>17299KA2020PTC139070</w:t>
+                          </w:r>
                         </w:p>
                         <w:p>
                           <w:pPr>
@@ -2789,7 +2836,7 @@
         </mc:Choice>
         <mc:Fallback>
           <w:pict>
-            <v:rect w14:anchorId="03CBF814" id="Rectangle 10" o:spid="_x0000_s1027" style="position:absolute;margin-left:637.5pt;margin-top:0;width:231.75pt;height:77.95pt;z-index:251657728;visibility:visible;mso-wrap-style:square;mso-width-percent:0;mso-height-percent:0;mso-wrap-distance-left:9pt;mso-wrap-distance-top:0;mso-wrap-distance-right:9pt;mso-wrap-distance-bottom:0;mso-position-horizontal:absolute;mso-position-horizontal-relative:text;mso-position-vertical:absolute;mso-position-vertical-relative:text;mso-width-percent:0;mso-height-percent:0;mso-width-relative:margin;mso-height-relative:margin;v-text-anchor:middle" o:gfxdata="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" fillcolor="white [3201]" strokecolor="white [3212]" strokeweight="1pt">
+            <v:rect w14:anchorId="03CBF814" id="Rectangle 10" o:spid="_x0000_s1027" style="position:absolute;margin-left:637.5pt;margin-top:0;width:231.75pt;height:77.95pt;z-index:251657728;visibility:visible;mso-wrap-style:square;mso-width-percent:0;mso-height-percent:0;mso-wrap-distance-left:9pt;mso-wrap-distance-top:0;mso-wrap-distance-right:9pt;mso-wrap-distance-bottom:0;mso-position-horizontal:absolute;mso-position-horizontal-relative:text;mso-position-vertical:absolute;mso-position-vertical-relative:text;mso-width-percent:0;mso-height-percent:0;mso-width-relative:margin;mso-height-relative:margin;v-text-anchor:middle" o:gfxdata="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" fillcolor="white [3201]" strokecolor="white [3212]" strokeweight="1pt">
               <v:textbox>
                 <w:txbxContent>
                   <w:p>
@@ -2822,27 +2869,7 @@
                         <w:sz w:val="18"/>
                         <w:szCs w:val="18"/>
                       </w:rPr>
-                      <w:t xml:space="preserve"> </w:t>
-                    </w:r>
-                    <w:proofErr w:type="spellStart"/>
-                    <w:r>
-                      <w:rPr>
-                        <w:rFonts w:ascii="Arial" w:hAnsi="Arial" w:cs="Arial"/>
-                        <w:color w:val="525A5D"/>
-                        <w:sz w:val="18"/>
-                        <w:szCs w:val="18"/>
-                      </w:rPr>
-                      <w:t>Channa</w:t>
-                    </w:r>
-                    <w:proofErr w:type="spellEnd"/>
-                    <w:r>
-                      <w:rPr>
-                        <w:rFonts w:ascii="Arial" w:hAnsi="Arial" w:cs="Arial"/>
-                        <w:color w:val="525A5D"/>
-                        <w:sz w:val="18"/>
-                        <w:szCs w:val="18"/>
-                      </w:rPr>
-                      <w:t>, Ludhiana-</w:t>
+                      <w:t xml:space="preserve"> Channa, Ludhiana-</w:t>
                     </w:r>
                     <w:proofErr w:type="spellStart"/>
                     <w:r>
@@ -2882,19 +2909,8 @@
                         <w:sz w:val="18"/>
                         <w:szCs w:val="18"/>
                       </w:rPr>
-                      <w:t xml:space="preserve"> - 148021 District, </w:t>
+                      <w:t xml:space="preserve"> - 148021 District, Sangrur</w:t>
                     </w:r>
-                    <w:proofErr w:type="spellStart"/>
-                    <w:r>
-                      <w:rPr>
-                        <w:rFonts w:ascii="Arial" w:hAnsi="Arial" w:cs="Arial"/>
-                        <w:color w:val="525A5D"/>
-                        <w:sz w:val="18"/>
-                        <w:szCs w:val="18"/>
-                      </w:rPr>
-                      <w:t>Sangrur</w:t>
-                    </w:r>
-                    <w:proofErr w:type="spellEnd"/>
                     <w:r>
                       <w:rPr>
                         <w:rFonts w:ascii="Arial" w:hAnsi="Arial" w:cs="Arial"/>
@@ -2944,7 +2960,6 @@
                         <w:szCs w:val="18"/>
                       </w:rPr>
                     </w:pPr>
-                    <w:proofErr w:type="gramStart"/>
                     <w:r>
                       <w:rPr>
                         <w:rFonts w:ascii="Arial" w:hAnsi="Arial" w:cs="Arial"/>
@@ -2952,17 +2967,7 @@
                         <w:sz w:val="18"/>
                         <w:szCs w:val="18"/>
                       </w:rPr>
-                      <w:t>e-mail</w:t>
-                    </w:r>
-                    <w:proofErr w:type="gramEnd"/>
-                    <w:r>
-                      <w:rPr>
-                        <w:rFonts w:ascii="Arial" w:hAnsi="Arial" w:cs="Arial"/>
-                        <w:color w:val="525A5D"/>
-                        <w:sz w:val="18"/>
-                        <w:szCs w:val="18"/>
-                      </w:rPr>
-                      <w:t xml:space="preserve">: info@cedaartextile.com </w:t>
+                      <w:t xml:space="preserve">e-mail: info@cedaartextile.com </w:t>
                     </w:r>
                   </w:p>
                   <w:p>
@@ -2977,7 +2982,6 @@
                         <w:szCs w:val="18"/>
                       </w:rPr>
                     </w:pPr>
-                    <w:proofErr w:type="gramStart"/>
                     <w:r>
                       <w:rPr>
                         <w:rFonts w:ascii="Arial" w:hAnsi="Arial" w:cs="Arial"/>
@@ -2985,17 +2989,7 @@
                         <w:sz w:val="18"/>
                         <w:szCs w:val="18"/>
                       </w:rPr>
-                      <w:t>website</w:t>
-                    </w:r>
-                    <w:proofErr w:type="gramEnd"/>
-                    <w:r>
-                      <w:rPr>
-                        <w:rFonts w:ascii="Arial" w:hAnsi="Arial" w:cs="Arial"/>
-                        <w:color w:val="525A5D"/>
-                        <w:sz w:val="18"/>
-                        <w:szCs w:val="18"/>
-                      </w:rPr>
-                      <w:t xml:space="preserve">: </w:t>
+                      <w:t xml:space="preserve">website: </w:t>
                     </w:r>
                     <w:hyperlink r:id="rId2" w:history="1">
                       <w:r>
@@ -3021,7 +3015,6 @@
                         <w:szCs w:val="18"/>
                       </w:rPr>
                     </w:pPr>
-                    <w:proofErr w:type="spellStart"/>
                     <w:r>
                       <w:rPr>
                         <w:rFonts w:ascii="Arial" w:hAnsi="Arial" w:cs="Arial"/>
@@ -3031,7 +3024,6 @@
                       </w:rPr>
                       <w:t>Ph</w:t>
                     </w:r>
-                    <w:proofErr w:type="spellEnd"/>
                     <w:r>
                       <w:rPr>
                         <w:rFonts w:ascii="Arial" w:hAnsi="Arial" w:cs="Arial"/>
@@ -3063,15 +3055,6 @@
                         <w:szCs w:val="18"/>
                       </w:rPr>
                     </w:pPr>
-                    <w:r>
-                      <w:rPr>
-                        <w:rFonts w:ascii="Arial" w:hAnsi="Arial" w:cs="Arial"/>
-                        <w:color w:val="525A5D"/>
-                        <w:sz w:val="18"/>
-                        <w:szCs w:val="18"/>
-                      </w:rPr>
-                      <w:t>CIN</w:t>
-                    </w:r>
                     <w:proofErr w:type="gramStart"/>
                     <w:r>
                       <w:rPr>
@@ -3080,9 +3063,18 @@
                         <w:sz w:val="18"/>
                         <w:szCs w:val="18"/>
                       </w:rPr>
-                      <w:t>:U17299KA2020PTC139070</w:t>
+                      <w:t>CIN:U</w:t>
                     </w:r>
                     <w:proofErr w:type="gramEnd"/>
+                    <w:r>
+                      <w:rPr>
+                        <w:rFonts w:ascii="Arial" w:hAnsi="Arial" w:cs="Arial"/>
+                        <w:color w:val="525A5D"/>
+                        <w:sz w:val="18"/>
+                        <w:szCs w:val="18"/>
+                      </w:rPr>
+                      <w:t>17299KA2020PTC139070</w:t>
+                    </w:r>
                   </w:p>
                   <w:p>
                     <w:pPr>
@@ -3178,8 +3170,8 @@
 </file>
 
 <file path=word/numbering.xml><?xml version="1.0" encoding="utf-8"?>
-<w:numbering xmlns:wpc="http://schemas.microsoft.com/office/word/2010/wordprocessingCanvas" xmlns:mc="http://schemas.openxmlformats.org/markup-compatibility/2006" xmlns:o="urn:schemas-microsoft-com:office:office" xmlns:r="http://schemas.openxmlformats.org/officeDocument/2006/relationships" xmlns:m="http://schemas.openxmlformats.org/officeDocument/2006/math" xmlns:v="urn:schemas-microsoft-com:vml" xmlns:wp14="http://schemas.microsoft.com/office/word/2010/wordprocessingDrawing" xmlns:wp="http://schemas.openxmlformats.org/drawingml/2006/wordprocessingDrawing" xmlns:w10="urn:schemas-microsoft-com:office:word" xmlns:w="http://schemas.openxmlformats.org/wordprocessingml/2006/main" xmlns:w14="http://schemas.microsoft.com/office/word/2010/wordml" xmlns:w15="http://schemas.microsoft.com/office/word/2012/wordml" xmlns:wpg="http://schemas.microsoft.com/office/word/2010/wordprocessingGroup" xmlns:wpi="http://schemas.microsoft.com/office/word/2010/wordprocessingInk" xmlns:wne="http://schemas.microsoft.com/office/word/2006/wordml" xmlns:wps="http://schemas.microsoft.com/office/word/2010/wordprocessingShape" mc:Ignorable="w14 w15 wp14">
-  <w:abstractNum w:abstractNumId="0">
+<w:numbering xmlns:wpc="http://schemas.microsoft.com/office/word/2010/wordprocessingCanvas" xmlns:cx="http://schemas.microsoft.com/office/drawing/2014/chartex" xmlns:cx1="http://schemas.microsoft.com/office/drawing/2015/9/8/chartex" xmlns:cx2="http://schemas.microsoft.com/office/drawing/2015/10/21/chartex" xmlns:cx3="http://schemas.microsoft.com/office/drawing/2016/5/9/chartex" xmlns:cx4="http://schemas.microsoft.com/office/drawing/2016/5/10/chartex" xmlns:cx5="http://schemas.microsoft.com/office/drawing/2016/5/11/chartex" xmlns:cx6="http://schemas.microsoft.com/office/drawing/2016/5/12/chartex" xmlns:cx7="http://schemas.microsoft.com/office/drawing/2016/5/13/chartex" xmlns:cx8="http://schemas.microsoft.com/office/drawing/2016/5/14/chartex" xmlns:mc="http://schemas.openxmlformats.org/markup-compatibility/2006" xmlns:aink="http://schemas.microsoft.com/office/drawing/2016/ink" xmlns:am3d="http://schemas.microsoft.com/office/drawing/2017/model3d" xmlns:o="urn:schemas-microsoft-com:office:office" xmlns:r="http://schemas.openxmlformats.org/officeDocument/2006/relationships" xmlns:m="http://schemas.openxmlformats.org/officeDocument/2006/math" xmlns:v="urn:schemas-microsoft-com:vml" xmlns:wp14="http://schemas.microsoft.com/office/word/2010/wordprocessingDrawing" xmlns:wp="http://schemas.openxmlformats.org/drawingml/2006/wordprocessingDrawing" xmlns:w10="urn:schemas-microsoft-com:office:word" xmlns:w="http://schemas.openxmlformats.org/wordprocessingml/2006/main" xmlns:w14="http://schemas.microsoft.com/office/word/2010/wordml" xmlns:w15="http://schemas.microsoft.com/office/word/2012/wordml" xmlns:w16cex="http://schemas.microsoft.com/office/word/2018/wordml/cex" xmlns:w16cid="http://schemas.microsoft.com/office/word/2016/wordml/cid" xmlns:w16="http://schemas.microsoft.com/office/word/2018/wordml" xmlns:w16sdtdh="http://schemas.microsoft.com/office/word/2020/wordml/sdtdatahash" xmlns:w16se="http://schemas.microsoft.com/office/word/2015/wordml/symex" xmlns:wpg="http://schemas.microsoft.com/office/word/2010/wordprocessingGroup" xmlns:wpi="http://schemas.microsoft.com/office/word/2010/wordprocessingInk" xmlns:wne="http://schemas.microsoft.com/office/word/2006/wordml" xmlns:wps="http://schemas.microsoft.com/office/word/2010/wordprocessingShape" mc:Ignorable="w14 w15 w16se w16cid w16 w16cex w16sdtdh wp14">
+  <w:abstractNum w:abstractNumId="0" w15:restartNumberingAfterBreak="0">
     <w:nsid w:val="19365752"/>
     <w:multiLevelType w:val="hybridMultilevel"/>
     <w:tmpl w:val="DFA0A576"/>
@@ -3268,7 +3260,7 @@
       </w:pPr>
     </w:lvl>
   </w:abstractNum>
-  <w:abstractNum w:abstractNumId="1">
+  <w:abstractNum w:abstractNumId="1" w15:restartNumberingAfterBreak="0">
     <w:nsid w:val="19495CFF"/>
     <w:multiLevelType w:val="hybridMultilevel"/>
     <w:tmpl w:val="79CC075A"/>
@@ -3319,7 +3311,7 @@
       <w:lvlJc w:val="left"/>
     </w:lvl>
   </w:abstractNum>
-  <w:abstractNum w:abstractNumId="2">
+  <w:abstractNum w:abstractNumId="2" w15:restartNumberingAfterBreak="0">
     <w:nsid w:val="66334873"/>
     <w:multiLevelType w:val="hybridMultilevel"/>
     <w:tmpl w:val="71B6F7D8"/>
@@ -3370,7 +3362,7 @@
       <w:lvlJc w:val="left"/>
     </w:lvl>
   </w:abstractNum>
-  <w:abstractNum w:abstractNumId="3">
+  <w:abstractNum w:abstractNumId="3" w15:restartNumberingAfterBreak="0">
     <w:nsid w:val="74B0DC51"/>
     <w:multiLevelType w:val="hybridMultilevel"/>
     <w:tmpl w:val="22FA3D1C"/>
@@ -3437,7 +3429,7 @@
 </file>
 
 <file path=word/styles.xml><?xml version="1.0" encoding="utf-8"?>
-<w:styles xmlns:mc="http://schemas.openxmlformats.org/markup-compatibility/2006" xmlns:r="http://schemas.openxmlformats.org/officeDocument/2006/relationships" xmlns:w="http://schemas.openxmlformats.org/wordprocessingml/2006/main" xmlns:w14="http://schemas.microsoft.com/office/word/2010/wordml" xmlns:w15="http://schemas.microsoft.com/office/word/2012/wordml" mc:Ignorable="w14 w15">
+<w:styles xmlns:mc="http://schemas.openxmlformats.org/markup-compatibility/2006" xmlns:r="http://schemas.openxmlformats.org/officeDocument/2006/relationships" xmlns:w="http://schemas.openxmlformats.org/wordprocessingml/2006/main" xmlns:w14="http://schemas.microsoft.com/office/word/2010/wordml" xmlns:w15="http://schemas.microsoft.com/office/word/2012/wordml" xmlns:w16cex="http://schemas.microsoft.com/office/word/2018/wordml/cex" xmlns:w16cid="http://schemas.microsoft.com/office/word/2016/wordml/cid" xmlns:w16="http://schemas.microsoft.com/office/word/2018/wordml" xmlns:w16sdtdh="http://schemas.microsoft.com/office/word/2020/wordml/sdtdatahash" xmlns:w16se="http://schemas.microsoft.com/office/word/2015/wordml/symex" mc:Ignorable="w14 w15 w16se w16cid w16 w16cex w16sdtdh">
   <w:docDefaults>
     <w:rPrDefault>
       <w:rPr>
@@ -3449,7 +3441,7 @@
     </w:rPrDefault>
     <w:pPrDefault/>
   </w:docDefaults>
-  <w:latentStyles w:defLockedState="0" w:defUIPriority="99" w:defSemiHidden="0" w:defUnhideWhenUsed="0" w:defQFormat="0" w:count="371">
+  <w:latentStyles w:defLockedState="0" w:defUIPriority="99" w:defSemiHidden="0" w:defUnhideWhenUsed="0" w:defQFormat="0" w:count="376">
     <w:lsdException w:name="Normal" w:uiPriority="0" w:qFormat="1"/>
     <w:lsdException w:name="heading 1" w:uiPriority="9" w:qFormat="1"/>
     <w:lsdException w:name="heading 2" w:semiHidden="1" w:uiPriority="9" w:unhideWhenUsed="1" w:qFormat="1"/>
@@ -3821,6 +3813,11 @@
     <w:lsdException w:name="List Table 5 Dark Accent 6" w:uiPriority="50"/>
     <w:lsdException w:name="List Table 6 Colorful Accent 6" w:uiPriority="51"/>
     <w:lsdException w:name="List Table 7 Colorful Accent 6" w:uiPriority="52"/>
+    <w:lsdException w:name="Mention" w:semiHidden="1" w:unhideWhenUsed="1"/>
+    <w:lsdException w:name="Smart Hyperlink" w:semiHidden="1" w:unhideWhenUsed="1"/>
+    <w:lsdException w:name="Hashtag" w:semiHidden="1" w:unhideWhenUsed="1"/>
+    <w:lsdException w:name="Unresolved Mention" w:semiHidden="1" w:unhideWhenUsed="1"/>
+    <w:lsdException w:name="Smart Link" w:semiHidden="1" w:unhideWhenUsed="1"/>
   </w:latentStyles>
   <w:style w:type="paragraph" w:default="1" w:styleId="Normal">
     <w:name w:val="Normal"/>
@@ -3859,7 +3856,6 @@
     <w:uiPriority w:val="39"/>
     <w:rsid w:val="00E11788"/>
     <w:tblPr>
-      <w:tblInd w:w="0" w:type="dxa"/>
       <w:tblBorders>
         <w:top w:val="single" w:sz="4" w:space="0" w:color="auto"/>
         <w:left w:val="single" w:sz="4" w:space="0" w:color="auto"/>
@@ -3868,12 +3864,6 @@
         <w:insideH w:val="single" w:sz="4" w:space="0" w:color="auto"/>
         <w:insideV w:val="single" w:sz="4" w:space="0" w:color="auto"/>
       </w:tblBorders>
-      <w:tblCellMar>
-        <w:top w:w="0" w:type="dxa"/>
-        <w:left w:w="108" w:type="dxa"/>
-        <w:bottom w:w="0" w:type="dxa"/>
-        <w:right w:w="108" w:type="dxa"/>
-      </w:tblCellMar>
     </w:tblPr>
   </w:style>
   <w:style w:type="paragraph" w:styleId="Header">
